--- a/docs/entregas/plantilla-reporte.docx
+++ b/docs/entregas/plantilla-reporte.docx
@@ -549,7 +549,8 @@
       <w:pBdr>
         <w:bottom w:val="single" w:sz="8" w:space="4" w:color="4F81BD" w:themeColor="accent1"/>
       </w:pBdr>
-      <w:spacing w:after="300" w:line="240" w:lineRule="auto"/>
+      <w:spacing w:after="160" w:line="240" w:lineRule="auto"/>
+      <w:jc w:val="left"/>
       <w:contextualSpacing/>
     </w:pPr>
     <w:rPr>
@@ -557,8 +558,8 @@
       <w:color w:val="17365D" w:themeColor="text2" w:themeShade="BF"/>
       <w:spacing w:val="5"/>
       <w:kern w:val="28"/>
-      <w:sz w:val="52"/>
-      <w:szCs w:val="52"/>
+      <w:sz w:val="36"/>
+      <w:szCs w:val="36"/>
     </w:rPr>
   </w:style>
   <w:style w:type="character" w:customStyle="1" w:styleId="TitleChar">
@@ -618,10 +619,11 @@
     <w:pPr>
       <w:keepNext/>
       <w:keepLines/>
-    </w:pPr>
-    <w:rPr>
-      <w:sz w:val="24"/>
-      <w:szCs w:val="24"/>
+      <w:jc w:val="left"/>
+    </w:pPr>
+    <w:rPr>
+      <w:sz w:val="20"/>
+      <w:szCs w:val="20"/>
     </w:rPr>
   </w:style>
   <w:style w:type="paragraph" w:styleId="Date">
